--- a/docs/Roteiro_Apresentacao.docx
+++ b/docs/Roteiro_Apresentacao.docx
@@ -108,7 +108,7 @@
           <w:sz w:val="24"/>
           <w:szCs w:val="24"/>
         </w:rPr>
-        <w:t xml:space="preserve">Suba a API e deixe a janela do terminal minimizada.</w:t>
+        <w:t xml:space="preserve">Suba a API: Prompt na pasta backend e o comando mvnw.cmd spring-boot:run -Dspring-boot.run.profiles=h2 . Espere aparecer "Started JcondoApplication" e minimize a janela, sem fechar.</w:t>
       </w:r>
     </w:p>
     <w:p>
@@ -165,7 +165,7 @@
           <w:sz w:val="24"/>
           <w:szCs w:val="24"/>
         </w:rPr>
-        <w:t xml:space="preserve">Abra o navegador em duas abas: uma no Swagger (localhost:8080/swagger-ui/index.html) e outra no repositório do GitHub.</w:t>
+        <w:t xml:space="preserve">Abra o navegador em três abas: o Swagger (localhost:8080/swagger-ui/index.html), o console do banco (localhost:8080/h2-console) e o repositório no GitHub.</w:t>
       </w:r>
     </w:p>
     <w:p>
@@ -1844,6 +1844,110 @@
                 <w:szCs w:val="19"/>
               </w:rPr>
               <w:t xml:space="preserve">Cerca de três semanas entre o projeto e a implementação. A parte que mais consumiu tempo não foi a interface, foi acertar a regra de conflito e o tratamento de erro.</w:t>
+            </w:r>
+          </w:p>
+        </w:tc>
+      </w:tr>
+      <w:tr>
+        <w:tc>
+          <w:tcPr>
+            <w:tcW w:type="dxa" w:w="2600"/>
+            <w:tcMar>
+              <w:top w:type="dxa" w:w="70"/>
+              <w:left w:type="dxa" w:w="100"/>
+              <w:bottom w:type="dxa" w:w="70"/>
+              <w:right w:type="dxa" w:w="100"/>
+            </w:tcMar>
+          </w:tcPr>
+          <w:p>
+            <w:pPr>
+              <w:spacing w:after="0" w:line="240"/>
+              <w:jc w:val="left"/>
+            </w:pPr>
+            <w:r>
+              <w:rPr>
+                <w:rFonts w:ascii="Arial" w:cs="Arial" w:eastAsia="Arial" w:hAnsi="Arial"/>
+                <w:sz w:val="19"/>
+                <w:szCs w:val="19"/>
+              </w:rPr>
+              <w:t xml:space="preserve">Por que o banco é o H2 e não o MySQL?</w:t>
+            </w:r>
+          </w:p>
+        </w:tc>
+        <w:tc>
+          <w:tcPr>
+            <w:tcW w:type="dxa" w:w="6470"/>
+            <w:tcMar>
+              <w:top w:type="dxa" w:w="70"/>
+              <w:left w:type="dxa" w:w="100"/>
+              <w:bottom w:type="dxa" w:w="70"/>
+              <w:right w:type="dxa" w:w="100"/>
+            </w:tcMar>
+          </w:tcPr>
+          <w:p>
+            <w:pPr>
+              <w:spacing w:after="0" w:line="240"/>
+              <w:jc w:val="left"/>
+            </w:pPr>
+            <w:r>
+              <w:rPr>
+                <w:rFonts w:ascii="Arial" w:cs="Arial" w:eastAsia="Arial" w:hAnsi="Arial"/>
+                <w:sz w:val="19"/>
+                <w:szCs w:val="19"/>
+              </w:rPr>
+              <w:t xml:space="preserve">O projeto roda nos dois: é a mesma aplicação, muda só o arquivo de configuração. Estou demonstrando com H2 porque ele recarrega os dados de exemplo a cada inicialização, o que deixa a demonstração previsível. O script de criação do banco MySQL está no repositório, em backend/database.</w:t>
+            </w:r>
+          </w:p>
+        </w:tc>
+      </w:tr>
+      <w:tr>
+        <w:tc>
+          <w:tcPr>
+            <w:tcW w:type="dxa" w:w="2600"/>
+            <w:tcMar>
+              <w:top w:type="dxa" w:w="70"/>
+              <w:left w:type="dxa" w:w="100"/>
+              <w:bottom w:type="dxa" w:w="70"/>
+              <w:right w:type="dxa" w:w="100"/>
+            </w:tcMar>
+          </w:tcPr>
+          <w:p>
+            <w:pPr>
+              <w:spacing w:after="0" w:line="240"/>
+              <w:jc w:val="left"/>
+            </w:pPr>
+            <w:r>
+              <w:rPr>
+                <w:rFonts w:ascii="Arial" w:cs="Arial" w:eastAsia="Arial" w:hAnsi="Arial"/>
+                <w:sz w:val="19"/>
+                <w:szCs w:val="19"/>
+              </w:rPr>
+              <w:t xml:space="preserve">O H2 é um banco de verdade?</w:t>
+            </w:r>
+          </w:p>
+        </w:tc>
+        <w:tc>
+          <w:tcPr>
+            <w:tcW w:type="dxa" w:w="6470"/>
+            <w:tcMar>
+              <w:top w:type="dxa" w:w="70"/>
+              <w:left w:type="dxa" w:w="100"/>
+              <w:bottom w:type="dxa" w:w="70"/>
+              <w:right w:type="dxa" w:w="100"/>
+            </w:tcMar>
+          </w:tcPr>
+          <w:p>
+            <w:pPr>
+              <w:spacing w:after="0" w:line="240"/>
+              <w:jc w:val="left"/>
+            </w:pPr>
+            <w:r>
+              <w:rPr>
+                <w:rFonts w:ascii="Arial" w:cs="Arial" w:eastAsia="Arial" w:hAnsi="Arial"/>
+                <w:sz w:val="19"/>
+                <w:szCs w:val="19"/>
+              </w:rPr>
+              <w:t xml:space="preserve">É um banco relacional completo, com tabelas, chaves estrangeiras e SQL. A diferença é que ele roda dentro do processo da aplicação e guarda os dados em memória, em vez de ser um servidor separado. Posso mostrar as tabelas no console, se quiser.</w:t>
             </w:r>
           </w:p>
         </w:tc>
